--- a/Documentation/Readme.docx
+++ b/Documentation/Readme.docx
@@ -30,6 +30,9 @@
     </w:p>
     <w:p>
       <w:r>
+        <w:rPr>
+          <w:noProof/>
+        </w:rPr>
         <w:drawing>
           <wp:inline distT="0" distB="0" distL="0" distR="0" wp14:anchorId="4560E75B" wp14:editId="44859DFA">
             <wp:extent cx="5731510" cy="4516120"/>
@@ -78,6 +81,60 @@
       <w:proofErr w:type="spellEnd"/>
       <w:r>
         <w:t xml:space="preserve"> for background liquid?</w:t>
+      </w:r>
+    </w:p>
+    <w:p/>
+    <w:p>
+      <w:r>
+        <w:t xml:space="preserve">Lab 7 Part 3 </w:t>
+      </w:r>
+      <w:proofErr w:type="spellStart"/>
+      <w:r>
+        <w:t>Partical</w:t>
+      </w:r>
+      <w:proofErr w:type="spellEnd"/>
+      <w:r>
+        <w:t xml:space="preserve"> Transform working </w:t>
+      </w:r>
+    </w:p>
+    <w:p>
+      <w:r>
+        <w:lastRenderedPageBreak/>
+        <w:drawing>
+          <wp:inline distT="0" distB="0" distL="0" distR="0" wp14:anchorId="00CDA7B6" wp14:editId="7F9F4B5E">
+            <wp:extent cx="3695700" cy="2840358"/>
+            <wp:effectExtent l="0" t="0" r="0" b="0"/>
+            <wp:docPr id="877689942" name="Picture 1" descr="A screen shot of a video game&#10;&#10;AI-generated content may be incorrect."/>
+            <wp:cNvGraphicFramePr>
+              <a:graphicFrameLocks xmlns:a="http://schemas.openxmlformats.org/drawingml/2006/main" noChangeAspect="1"/>
+            </wp:cNvGraphicFramePr>
+            <a:graphic xmlns:a="http://schemas.openxmlformats.org/drawingml/2006/main">
+              <a:graphicData uri="http://schemas.openxmlformats.org/drawingml/2006/picture">
+                <pic:pic xmlns:pic="http://schemas.openxmlformats.org/drawingml/2006/picture">
+                  <pic:nvPicPr>
+                    <pic:cNvPr id="877689942" name="Picture 1" descr="A screen shot of a video game&#10;&#10;AI-generated content may be incorrect."/>
+                    <pic:cNvPicPr/>
+                  </pic:nvPicPr>
+                  <pic:blipFill>
+                    <a:blip r:embed="rId5"/>
+                    <a:stretch>
+                      <a:fillRect/>
+                    </a:stretch>
+                  </pic:blipFill>
+                  <pic:spPr>
+                    <a:xfrm>
+                      <a:off x="0" y="0"/>
+                      <a:ext cx="3697498" cy="2841740"/>
+                    </a:xfrm>
+                    <a:prstGeom prst="rect">
+                      <a:avLst/>
+                    </a:prstGeom>
+                  </pic:spPr>
+                </pic:pic>
+              </a:graphicData>
+            </a:graphic>
+          </wp:inline>
+        </w:drawing>
       </w:r>
     </w:p>
     <w:p/>

--- a/Documentation/Readme.docx
+++ b/Documentation/Readme.docx
@@ -99,6 +99,9 @@
     </w:p>
     <w:p>
       <w:r>
+        <w:rPr>
+          <w:noProof/>
+        </w:rPr>
         <w:lastRenderedPageBreak/>
         <w:drawing>
           <wp:inline distT="0" distB="0" distL="0" distR="0" wp14:anchorId="00CDA7B6" wp14:editId="7F9F4B5E">
@@ -135,6 +138,128 @@
             </a:graphic>
           </wp:inline>
         </w:drawing>
+      </w:r>
+    </w:p>
+    <w:p>
+      <w:r>
+        <w:t>Code</w:t>
+      </w:r>
+    </w:p>
+    <w:p>
+      <w:r>
+        <w:t xml:space="preserve">Shaders – </w:t>
+      </w:r>
+      <w:proofErr w:type="spellStart"/>
+      <w:r>
+        <w:t>Particles.frag</w:t>
+      </w:r>
+      <w:proofErr w:type="spellEnd"/>
+      <w:r>
+        <w:t xml:space="preserve"> &amp; Vert</w:t>
+      </w:r>
+    </w:p>
+    <w:p>
+      <w:r>
+        <w:t xml:space="preserve">Main </w:t>
+      </w:r>
+      <w:proofErr w:type="spellStart"/>
+      <w:r>
+        <w:t>Cpp</w:t>
+      </w:r>
+      <w:proofErr w:type="spellEnd"/>
+      <w:r>
+        <w:t xml:space="preserve"> = </w:t>
+      </w:r>
+    </w:p>
+    <w:p>
+      <w:r>
+        <w:drawing>
+          <wp:inline distT="0" distB="0" distL="0" distR="0" wp14:anchorId="5A4C7747" wp14:editId="15A3A80C">
+            <wp:extent cx="4172532" cy="838317"/>
+            <wp:effectExtent l="0" t="0" r="0" b="0"/>
+            <wp:docPr id="2075184087" name="Picture 1" descr="A black background with white text&#10;&#10;AI-generated content may be incorrect."/>
+            <wp:cNvGraphicFramePr>
+              <a:graphicFrameLocks xmlns:a="http://schemas.openxmlformats.org/drawingml/2006/main" noChangeAspect="1"/>
+            </wp:cNvGraphicFramePr>
+            <a:graphic xmlns:a="http://schemas.openxmlformats.org/drawingml/2006/main">
+              <a:graphicData uri="http://schemas.openxmlformats.org/drawingml/2006/picture">
+                <pic:pic xmlns:pic="http://schemas.openxmlformats.org/drawingml/2006/picture">
+                  <pic:nvPicPr>
+                    <pic:cNvPr id="2075184087" name="Picture 1" descr="A black background with white text&#10;&#10;AI-generated content may be incorrect."/>
+                    <pic:cNvPicPr/>
+                  </pic:nvPicPr>
+                  <pic:blipFill>
+                    <a:blip r:embed="rId6"/>
+                    <a:stretch>
+                      <a:fillRect/>
+                    </a:stretch>
+                  </pic:blipFill>
+                  <pic:spPr>
+                    <a:xfrm>
+                      <a:off x="0" y="0"/>
+                      <a:ext cx="4172532" cy="838317"/>
+                    </a:xfrm>
+                    <a:prstGeom prst="rect">
+                      <a:avLst/>
+                    </a:prstGeom>
+                  </pic:spPr>
+                </pic:pic>
+              </a:graphicData>
+            </a:graphic>
+          </wp:inline>
+        </w:drawing>
+      </w:r>
+    </w:p>
+    <w:p>
+      <w:r>
+        <w:drawing>
+          <wp:inline distT="0" distB="0" distL="0" distR="0" wp14:anchorId="50E759E3" wp14:editId="0D1D7089">
+            <wp:extent cx="5731510" cy="3732530"/>
+            <wp:effectExtent l="0" t="0" r="2540" b="1270"/>
+            <wp:docPr id="1976035579" name="Picture 1" descr="A computer screen shot of a program code&#10;&#10;AI-generated content may be incorrect."/>
+            <wp:cNvGraphicFramePr>
+              <a:graphicFrameLocks xmlns:a="http://schemas.openxmlformats.org/drawingml/2006/main" noChangeAspect="1"/>
+            </wp:cNvGraphicFramePr>
+            <a:graphic xmlns:a="http://schemas.openxmlformats.org/drawingml/2006/main">
+              <a:graphicData uri="http://schemas.openxmlformats.org/drawingml/2006/picture">
+                <pic:pic xmlns:pic="http://schemas.openxmlformats.org/drawingml/2006/picture">
+                  <pic:nvPicPr>
+                    <pic:cNvPr id="1976035579" name="Picture 1" descr="A computer screen shot of a program code&#10;&#10;AI-generated content may be incorrect."/>
+                    <pic:cNvPicPr/>
+                  </pic:nvPicPr>
+                  <pic:blipFill>
+                    <a:blip r:embed="rId7"/>
+                    <a:stretch>
+                      <a:fillRect/>
+                    </a:stretch>
+                  </pic:blipFill>
+                  <pic:spPr>
+                    <a:xfrm>
+                      <a:off x="0" y="0"/>
+                      <a:ext cx="5731510" cy="3732530"/>
+                    </a:xfrm>
+                    <a:prstGeom prst="rect">
+                      <a:avLst/>
+                    </a:prstGeom>
+                  </pic:spPr>
+                </pic:pic>
+              </a:graphicData>
+            </a:graphic>
+          </wp:inline>
+        </w:drawing>
+      </w:r>
+    </w:p>
+    <w:p>
+      <w:r>
+        <w:t xml:space="preserve">Whole </w:t>
+      </w:r>
+      <w:proofErr w:type="spellStart"/>
+      <w:r>
+        <w:t>init</w:t>
+      </w:r>
+      <w:proofErr w:type="spellEnd"/>
+      <w:r>
+        <w:t xml:space="preserve"> buffer</w:t>
       </w:r>
     </w:p>
     <w:p/>

--- a/Documentation/Readme.docx
+++ b/Documentation/Readme.docx
@@ -4,28 +4,12 @@
   <w:body>
     <w:p>
       <w:r>
-        <w:t xml:space="preserve">I started by removing spotlights, fog, and </w:t>
-      </w:r>
-      <w:proofErr w:type="spellStart"/>
-      <w:r>
-        <w:t>bliimphong</w:t>
-      </w:r>
-      <w:proofErr w:type="spellEnd"/>
-      <w:r>
-        <w:t xml:space="preserve"> from my scene so it was a fresh slate with just models and movement </w:t>
-      </w:r>
-    </w:p>
-    <w:p>
-      <w:r>
-        <w:t xml:space="preserve">I then implemented 2 new </w:t>
-      </w:r>
-      <w:proofErr w:type="spellStart"/>
-      <w:r>
-        <w:t>modles</w:t>
-      </w:r>
-      <w:proofErr w:type="spellEnd"/>
-      <w:r>
-        <w:t xml:space="preserve"> , a table and a wall</w:t>
+        <w:t xml:space="preserve">I started by removing spotlights, fog, and bliimphong from my scene so it was a fresh slate with just models and movement </w:t>
+      </w:r>
+    </w:p>
+    <w:p>
+      <w:r>
+        <w:t>I then implemented 2 new modles , a table and a wall</w:t>
       </w:r>
     </w:p>
     <w:p>
@@ -72,29 +56,13 @@
     </w:p>
     <w:p>
       <w:r>
-        <w:t xml:space="preserve">What my initial plan was – was to create a more alive fallout scene by having fire particles burning in the background, bloom effect for some lighting, and particle </w:t>
-      </w:r>
-      <w:proofErr w:type="spellStart"/>
-      <w:r>
-        <w:t>fountine</w:t>
-      </w:r>
-      <w:proofErr w:type="spellEnd"/>
-      <w:r>
-        <w:t xml:space="preserve"> for background liquid?</w:t>
+        <w:t>What my initial plan was – was to create a more alive fallout scene by having fire particles burning in the background, bloom effect for some lighting, and particle fountine for background liquid?</w:t>
       </w:r>
     </w:p>
     <w:p/>
     <w:p>
       <w:r>
-        <w:t xml:space="preserve">Lab 7 Part 3 </w:t>
-      </w:r>
-      <w:proofErr w:type="spellStart"/>
-      <w:r>
-        <w:t>Partical</w:t>
-      </w:r>
-      <w:proofErr w:type="spellEnd"/>
-      <w:r>
-        <w:t xml:space="preserve"> Transform working </w:t>
+        <w:t xml:space="preserve">Lab 7 Part 3 Partical Transform working </w:t>
       </w:r>
     </w:p>
     <w:p>
@@ -147,32 +115,19 @@
     </w:p>
     <w:p>
       <w:r>
-        <w:t xml:space="preserve">Shaders – </w:t>
-      </w:r>
-      <w:proofErr w:type="spellStart"/>
-      <w:r>
-        <w:t>Particles.frag</w:t>
-      </w:r>
-      <w:proofErr w:type="spellEnd"/>
-      <w:r>
-        <w:t xml:space="preserve"> &amp; Vert</w:t>
-      </w:r>
-    </w:p>
-    <w:p>
-      <w:r>
-        <w:t xml:space="preserve">Main </w:t>
-      </w:r>
-      <w:proofErr w:type="spellStart"/>
-      <w:r>
-        <w:t>Cpp</w:t>
-      </w:r>
-      <w:proofErr w:type="spellEnd"/>
-      <w:r>
-        <w:t xml:space="preserve"> = </w:t>
-      </w:r>
-    </w:p>
-    <w:p>
-      <w:r>
+        <w:t>Shaders – Particles.frag &amp; Vert</w:t>
+      </w:r>
+    </w:p>
+    <w:p>
+      <w:r>
+        <w:t xml:space="preserve">Main Cpp = </w:t>
+      </w:r>
+    </w:p>
+    <w:p>
+      <w:r>
+        <w:rPr>
+          <w:noProof/>
+        </w:rPr>
         <w:drawing>
           <wp:inline distT="0" distB="0" distL="0" distR="0" wp14:anchorId="5A4C7747" wp14:editId="15A3A80C">
             <wp:extent cx="4172532" cy="838317"/>
@@ -212,6 +167,9 @@
     </w:p>
     <w:p>
       <w:r>
+        <w:rPr>
+          <w:noProof/>
+        </w:rPr>
         <w:drawing>
           <wp:inline distT="0" distB="0" distL="0" distR="0" wp14:anchorId="50E759E3" wp14:editId="0D1D7089">
             <wp:extent cx="5731510" cy="3732530"/>
@@ -251,15 +209,80 @@
     </w:p>
     <w:p>
       <w:r>
-        <w:t xml:space="preserve">Whole </w:t>
-      </w:r>
-      <w:proofErr w:type="spellStart"/>
-      <w:r>
-        <w:t>init</w:t>
-      </w:r>
-      <w:proofErr w:type="spellEnd"/>
-      <w:r>
-        <w:t xml:space="preserve"> buffer</w:t>
+        <w:t>Whole init buffer</w:t>
+      </w:r>
+    </w:p>
+    <w:p>
+      <w:r>
+        <w:lastRenderedPageBreak/>
+        <w:t>Lab5 Part 2 Gaussian Blur</w:t>
+      </w:r>
+    </w:p>
+    <w:p>
+      <w:r>
+        <w:drawing>
+          <wp:inline distT="0" distB="0" distL="0" distR="0" wp14:anchorId="0D948F0D" wp14:editId="3F6FC291">
+            <wp:extent cx="5731510" cy="4525010"/>
+            <wp:effectExtent l="0" t="0" r="2540" b="8890"/>
+            <wp:docPr id="1107597792" name="Picture 1" descr="A screenshot of a video game&#10;&#10;AI-generated content may be incorrect."/>
+            <wp:cNvGraphicFramePr>
+              <a:graphicFrameLocks xmlns:a="http://schemas.openxmlformats.org/drawingml/2006/main" noChangeAspect="1"/>
+            </wp:cNvGraphicFramePr>
+            <a:graphic xmlns:a="http://schemas.openxmlformats.org/drawingml/2006/main">
+              <a:graphicData uri="http://schemas.openxmlformats.org/drawingml/2006/picture">
+                <pic:pic xmlns:pic="http://schemas.openxmlformats.org/drawingml/2006/picture">
+                  <pic:nvPicPr>
+                    <pic:cNvPr id="1107597792" name="Picture 1" descr="A screenshot of a video game&#10;&#10;AI-generated content may be incorrect."/>
+                    <pic:cNvPicPr/>
+                  </pic:nvPicPr>
+                  <pic:blipFill>
+                    <a:blip r:embed="rId8"/>
+                    <a:stretch>
+                      <a:fillRect/>
+                    </a:stretch>
+                  </pic:blipFill>
+                  <pic:spPr>
+                    <a:xfrm>
+                      <a:off x="0" y="0"/>
+                      <a:ext cx="5731510" cy="4525010"/>
+                    </a:xfrm>
+                    <a:prstGeom prst="rect">
+                      <a:avLst/>
+                    </a:prstGeom>
+                  </pic:spPr>
+                </pic:pic>
+              </a:graphicData>
+            </a:graphic>
+          </wp:inline>
+        </w:drawing>
+      </w:r>
+    </w:p>
+    <w:p>
+      <w:r>
+        <w:t>Idea - Blurry vision after being nuked</w:t>
+      </w:r>
+    </w:p>
+    <w:p>
+      <w:r>
+        <w:t>Code –</w:t>
+      </w:r>
+    </w:p>
+    <w:p>
+      <w:r>
+        <w:t>Setup passes and called them in render()</w:t>
+      </w:r>
+    </w:p>
+    <w:p>
+      <w:r>
+        <w:t xml:space="preserve"> blur.vert and frag</w:t>
+      </w:r>
+    </w:p>
+    <w:p>
+      <w:r>
+        <w:t xml:space="preserve">Main cpp - </w:t>
+      </w:r>
+      <w:r>
+        <w:t>//--------Gauss Blur Bellow-----------------</w:t>
       </w:r>
     </w:p>
     <w:p/>
@@ -874,7 +897,6 @@
   <w:style w:type="character" w:default="1" w:styleId="DefaultParagraphFont">
     <w:name w:val="Default Paragraph Font"/>
     <w:uiPriority w:val="1"/>
-    <w:semiHidden/>
     <w:unhideWhenUsed/>
   </w:style>
   <w:style w:type="table" w:default="1" w:styleId="TableNormal">

--- a/Documentation/Readme.docx
+++ b/Documentation/Readme.docx
@@ -4,12 +4,28 @@
   <w:body>
     <w:p>
       <w:r>
-        <w:t xml:space="preserve">I started by removing spotlights, fog, and bliimphong from my scene so it was a fresh slate with just models and movement </w:t>
-      </w:r>
-    </w:p>
-    <w:p>
-      <w:r>
-        <w:t>I then implemented 2 new modles , a table and a wall</w:t>
+        <w:t xml:space="preserve">I started by removing spotlights, fog, and </w:t>
+      </w:r>
+      <w:proofErr w:type="spellStart"/>
+      <w:r>
+        <w:t>bliimphong</w:t>
+      </w:r>
+      <w:proofErr w:type="spellEnd"/>
+      <w:r>
+        <w:t xml:space="preserve"> from my scene so it was a fresh slate with just models and movement </w:t>
+      </w:r>
+    </w:p>
+    <w:p>
+      <w:r>
+        <w:t xml:space="preserve">I then implemented 2 new </w:t>
+      </w:r>
+      <w:proofErr w:type="spellStart"/>
+      <w:r>
+        <w:t>modles</w:t>
+      </w:r>
+      <w:proofErr w:type="spellEnd"/>
+      <w:r>
+        <w:t xml:space="preserve"> , a table and a wall</w:t>
       </w:r>
     </w:p>
     <w:p>
@@ -56,13 +72,29 @@
     </w:p>
     <w:p>
       <w:r>
-        <w:t>What my initial plan was – was to create a more alive fallout scene by having fire particles burning in the background, bloom effect for some lighting, and particle fountine for background liquid?</w:t>
+        <w:t xml:space="preserve">What my initial plan was – was to create a more alive fallout scene by having fire particles burning in the background, bloom effect for some lighting, and particle </w:t>
+      </w:r>
+      <w:proofErr w:type="spellStart"/>
+      <w:r>
+        <w:t>fountine</w:t>
+      </w:r>
+      <w:proofErr w:type="spellEnd"/>
+      <w:r>
+        <w:t xml:space="preserve"> for background liquid?</w:t>
       </w:r>
     </w:p>
     <w:p/>
     <w:p>
       <w:r>
-        <w:t xml:space="preserve">Lab 7 Part 3 Partical Transform working </w:t>
+        <w:t xml:space="preserve">Lab 7 Part 3 </w:t>
+      </w:r>
+      <w:proofErr w:type="spellStart"/>
+      <w:r>
+        <w:t>Partical</w:t>
+      </w:r>
+      <w:proofErr w:type="spellEnd"/>
+      <w:r>
+        <w:t xml:space="preserve"> Transform working </w:t>
       </w:r>
     </w:p>
     <w:p>
@@ -115,12 +147,28 @@
     </w:p>
     <w:p>
       <w:r>
-        <w:t>Shaders – Particles.frag &amp; Vert</w:t>
-      </w:r>
-    </w:p>
-    <w:p>
-      <w:r>
-        <w:t xml:space="preserve">Main Cpp = </w:t>
+        <w:t xml:space="preserve">Shaders – </w:t>
+      </w:r>
+      <w:proofErr w:type="spellStart"/>
+      <w:r>
+        <w:t>Particles.frag</w:t>
+      </w:r>
+      <w:proofErr w:type="spellEnd"/>
+      <w:r>
+        <w:t xml:space="preserve"> &amp; Vert</w:t>
+      </w:r>
+    </w:p>
+    <w:p>
+      <w:r>
+        <w:t xml:space="preserve">Main </w:t>
+      </w:r>
+      <w:proofErr w:type="spellStart"/>
+      <w:r>
+        <w:t>Cpp</w:t>
+      </w:r>
+      <w:proofErr w:type="spellEnd"/>
+      <w:r>
+        <w:t xml:space="preserve"> = </w:t>
       </w:r>
     </w:p>
     <w:p>
@@ -209,7 +257,15 @@
     </w:p>
     <w:p>
       <w:r>
-        <w:t>Whole init buffer</w:t>
+        <w:t xml:space="preserve">Whole </w:t>
+      </w:r>
+      <w:proofErr w:type="spellStart"/>
+      <w:r>
+        <w:t>init</w:t>
+      </w:r>
+      <w:proofErr w:type="spellEnd"/>
+      <w:r>
+        <w:t xml:space="preserve"> buffer</w:t>
       </w:r>
     </w:p>
     <w:p>
@@ -269,22 +325,48 @@
     </w:p>
     <w:p>
       <w:r>
-        <w:t>Setup passes and called them in render()</w:t>
-      </w:r>
-    </w:p>
-    <w:p>
-      <w:r>
-        <w:t xml:space="preserve"> blur.vert and frag</w:t>
-      </w:r>
-    </w:p>
-    <w:p>
-      <w:r>
-        <w:t xml:space="preserve">Main cpp - </w:t>
+        <w:t xml:space="preserve">Setup passes and </w:t>
+      </w:r>
+      <w:proofErr w:type="gramStart"/>
+      <w:r>
+        <w:t>called</w:t>
+      </w:r>
+      <w:proofErr w:type="gramEnd"/>
+      <w:r>
+        <w:t xml:space="preserve"> them in render()</w:t>
+      </w:r>
+    </w:p>
+    <w:p>
+      <w:r>
+        <w:t xml:space="preserve"> </w:t>
+      </w:r>
+      <w:proofErr w:type="spellStart"/>
+      <w:r>
+        <w:t>blur.vert</w:t>
+      </w:r>
+      <w:proofErr w:type="spellEnd"/>
+      <w:r>
+        <w:t xml:space="preserve"> and frag</w:t>
+      </w:r>
+    </w:p>
+    <w:p>
+      <w:r>
+        <w:t xml:space="preserve">Main </w:t>
+      </w:r>
+      <w:proofErr w:type="spellStart"/>
+      <w:r>
+        <w:t>cpp</w:t>
+      </w:r>
+      <w:proofErr w:type="spellEnd"/>
+      <w:r>
+        <w:t xml:space="preserve"> - </w:t>
       </w:r>
       <w:r>
         <w:t>//--------Gauss Blur Bellow-----------------</w:t>
       </w:r>
     </w:p>
+    <w:p/>
+    <w:p/>
     <w:p/>
     <w:sectPr>
       <w:pgSz w:w="11906" w:h="16838"/>
